--- a/教務園務担当者連絡会_R8第3回/教務園務担当者連絡会_発表原稿.docx
+++ b/教務園務担当者連絡会_R8第3回/教務園務担当者連絡会_発表原稿.docx
@@ -44,7 +44,7 @@
           <w:sz w:val="21"/>
           <w:szCs w:val="21"/>
         </w:rPr>
-        <w:t xml:space="preserve">日　時：令和８年９月24日（木）　午後３時30分～（10分程度）　Ｚｏｏｍ</w:t>
+        <w:t xml:space="preserve">日　時：令和８年９月24日（木）　午後３時30分～（９分程度・ゆっくり話した場合）　Ｚｏｏｍ</w:t>
       </w:r>
     </w:p>
     <w:p>
@@ -108,7 +108,7 @@
           <w:sz w:val="19"/>
           <w:szCs w:val="19"/>
         </w:rPr>
-        <w:t xml:space="preserve">目安：約0分30秒</w:t>
+        <w:t xml:space="preserve">目安：約50秒</w:t>
       </w:r>
     </w:p>
     <w:p>
@@ -150,21 +150,21 @@
           <w:sz w:val="22"/>
           <w:szCs w:val="22"/>
         </w:rPr>
-        <w:t xml:space="preserve">私からは、教務関係について３点、情報提供をさせていただきます。お手元に「令和８年度 第３回 教務園務担当者連絡会資料」と、資料１、資料２をご用意ください。あわせて画面共有でスライドもお示しいたします。</w:t>
-      </w:r>
-    </w:p>
-    <w:p>
-      <w:pPr>
-        <w:spacing w:after="100" w:line="360"/>
-        <w:ind w:firstLine="220"/>
-      </w:pPr>
-      <w:r>
-        <w:rPr>
-          <w:rFonts w:ascii="ＭＳ 明朝" w:cs="ＭＳ 明朝" w:eastAsia="ＭＳ 明朝" w:hAnsi="ＭＳ 明朝"/>
-          <w:sz w:val="22"/>
-          <w:szCs w:val="22"/>
-        </w:rPr>
-        <w:t xml:space="preserve">なお、本日の内容は主に小・中学校に関するものですが、幼稚園の先生方におかれましても、幼保小連携の視点からご参考にしていただければ幸いです。</w:t>
+        <w:t xml:space="preserve">私からは、教務関係について３点、情報提供をさせていただきます。連絡会資料と、資料１、資料２をご用意ください。</w:t>
+      </w:r>
+    </w:p>
+    <w:p>
+      <w:pPr>
+        <w:spacing w:after="100" w:line="360"/>
+        <w:ind w:firstLine="220"/>
+      </w:pPr>
+      <w:r>
+        <w:rPr>
+          <w:rFonts w:ascii="ＭＳ 明朝" w:cs="ＭＳ 明朝" w:eastAsia="ＭＳ 明朝" w:hAnsi="ＭＳ 明朝"/>
+          <w:sz w:val="22"/>
+          <w:szCs w:val="22"/>
+        </w:rPr>
+        <w:t xml:space="preserve">本日の内容は主に小・中学校に関するものですが、幼稚園の先生方も、幼保小連携の視点からご参考にしていただければ幸いです。</w:t>
       </w:r>
     </w:p>
     <w:p>
@@ -194,77 +194,63 @@
           <w:sz w:val="19"/>
           <w:szCs w:val="19"/>
         </w:rPr>
-        <w:t xml:space="preserve">目安：約２分　／　資料：連絡会資料「連絡事項１」（資料なし）</w:t>
-      </w:r>
-    </w:p>
-    <w:p>
-      <w:pPr>
-        <w:spacing w:after="100" w:line="360"/>
-        <w:ind w:firstLine="220"/>
-      </w:pPr>
-      <w:r>
-        <w:rPr>
-          <w:rFonts w:ascii="ＭＳ 明朝" w:cs="ＭＳ 明朝" w:eastAsia="ＭＳ 明朝" w:hAnsi="ＭＳ 明朝"/>
-          <w:sz w:val="22"/>
-          <w:szCs w:val="22"/>
-        </w:rPr>
-        <w:t xml:space="preserve">はじめに、令和８年度　練馬区立学校における１学期の実施授業時数についてです。連絡会資料の「連絡事項１」の表をご覧ください。</w:t>
-      </w:r>
-    </w:p>
-    <w:p>
-      <w:pPr>
-        <w:spacing w:after="100" w:line="360"/>
-        <w:ind w:firstLine="220"/>
-      </w:pPr>
-      <w:r>
-        <w:rPr>
-          <w:rFonts w:ascii="ＭＳ 明朝" w:cs="ＭＳ 明朝" w:eastAsia="ＭＳ 明朝" w:hAnsi="ＭＳ 明朝"/>
-          <w:sz w:val="22"/>
-          <w:szCs w:val="22"/>
-        </w:rPr>
-        <w:t xml:space="preserve">７月には、時数集計表のご提出にご協力いただき、ありがとうございました。集計作業を担ってくださった教務主任の先生方も多かったことと存じます。いただいたデータを集計し、１学期末時点での区立学校の学年ごとの平均・最高・最低の実施授業時数をまとめましたので、共有いたします。</w:t>
-      </w:r>
-    </w:p>
-    <w:p>
-      <w:pPr>
-        <w:spacing w:after="100" w:line="360"/>
-        <w:ind w:firstLine="220"/>
-      </w:pPr>
-      <w:r>
-        <w:rPr>
-          <w:rFonts w:ascii="ＭＳ 明朝" w:cs="ＭＳ 明朝" w:eastAsia="ＭＳ 明朝" w:hAnsi="ＭＳ 明朝"/>
-          <w:sz w:val="22"/>
-          <w:szCs w:val="22"/>
-        </w:rPr>
-        <w:t xml:space="preserve">例えば小学校通常学級の第１学年では、平均282時間に対して、最高301時間、最低236時間と、学校によって幅がございます。</w:t>
-      </w:r>
-    </w:p>
-    <w:p>
-      <w:pPr>
-        <w:spacing w:after="100" w:line="360"/>
-        <w:ind w:firstLine="220"/>
-      </w:pPr>
-      <w:r>
-        <w:rPr>
-          <w:rFonts w:ascii="ＭＳ 明朝" w:cs="ＭＳ 明朝" w:eastAsia="ＭＳ 明朝" w:hAnsi="ＭＳ 明朝"/>
-          <w:sz w:val="22"/>
-          <w:szCs w:val="22"/>
-        </w:rPr>
-        <w:t xml:space="preserve">この数値をもって、各学校の状況について何かを申し上げるものではございません。ただ、教育課程の管理を担っていただいている教務主任の先生方におかれましては、お時間のある時に、自校の各学年の時数とこの平均値を比較し、極端な増減がないかをご確認ください。極端な増減がある場合には、その理由を検証し、２学期以降の教育活動や、先ほどの分科会でも話題になりました次年度の教育課程の編成に生かしていただければと思います。</w:t>
-      </w:r>
-    </w:p>
-    <w:p>
-      <w:pPr>
-        <w:spacing w:after="100" w:line="360"/>
-        <w:ind w:firstLine="220"/>
-      </w:pPr>
-      <w:r>
-        <w:rPr>
-          <w:rFonts w:ascii="ＭＳ 明朝" w:cs="ＭＳ 明朝" w:eastAsia="ＭＳ 明朝" w:hAnsi="ＭＳ 明朝"/>
-          <w:sz w:val="22"/>
-          <w:szCs w:val="22"/>
-        </w:rPr>
-        <w:t xml:space="preserve">あわせて、週ごとの指導計画、いわゆる週案についてです。１学期に教育指導課訪問で伺った学校では、先生方が作成されている週案を確認させていただいております。その際によくご指摘させていただくこととして、各教科等の「累計」欄の未記載がございます。累計は、標準時数の確保状況を把握する上で大切な情報です。教務主任の先生方からも、校内で累計欄の記載について声掛けをしていただきますよう、ご協力をお願いいたします。</w:t>
+        <w:t xml:space="preserve">目安：約１分45秒　／　資料：連絡会資料「連絡事項１」（資料なし）</w:t>
+      </w:r>
+    </w:p>
+    <w:p>
+      <w:pPr>
+        <w:spacing w:after="100" w:line="360"/>
+        <w:ind w:firstLine="220"/>
+      </w:pPr>
+      <w:r>
+        <w:rPr>
+          <w:rFonts w:ascii="ＭＳ 明朝" w:cs="ＭＳ 明朝" w:eastAsia="ＭＳ 明朝" w:hAnsi="ＭＳ 明朝"/>
+          <w:sz w:val="22"/>
+          <w:szCs w:val="22"/>
+        </w:rPr>
+        <w:t xml:space="preserve">はじめに、１学期の実施授業時数についてです。連絡会資料の「連絡事項１」の表をご覧ください。</w:t>
+      </w:r>
+    </w:p>
+    <w:p>
+      <w:pPr>
+        <w:spacing w:after="100" w:line="360"/>
+        <w:ind w:firstLine="220"/>
+      </w:pPr>
+      <w:r>
+        <w:rPr>
+          <w:rFonts w:ascii="ＭＳ 明朝" w:cs="ＭＳ 明朝" w:eastAsia="ＭＳ 明朝" w:hAnsi="ＭＳ 明朝"/>
+          <w:sz w:val="22"/>
+          <w:szCs w:val="22"/>
+        </w:rPr>
+        <w:t xml:space="preserve">７月には、時数集計表のご提出ありがとうございました。いただいたデータから、１学期末時点での学年ごとの平均・最高・最低の時数をまとめました。例えば小学校第１学年では、平均282時間に対し、最高301時間、最低236時間と、学校によって幅がございます。</w:t>
+      </w:r>
+    </w:p>
+    <w:p>
+      <w:pPr>
+        <w:spacing w:after="100" w:line="360"/>
+        <w:ind w:firstLine="220"/>
+      </w:pPr>
+      <w:r>
+        <w:rPr>
+          <w:rFonts w:ascii="ＭＳ 明朝" w:cs="ＭＳ 明朝" w:eastAsia="ＭＳ 明朝" w:hAnsi="ＭＳ 明朝"/>
+          <w:sz w:val="22"/>
+          <w:szCs w:val="22"/>
+        </w:rPr>
+        <w:t xml:space="preserve">この数値をもって何かを申し上げるものではございませんが、自校の各学年の時数と比較し、極端な増減がないかをご確認ください。増減がある場合はその理由を検証し、今後の教育活動や次年度の教育課程の編成に生かしていただければと思います。</w:t>
+      </w:r>
+    </w:p>
+    <w:p>
+      <w:pPr>
+        <w:spacing w:after="100" w:line="360"/>
+        <w:ind w:firstLine="220"/>
+      </w:pPr>
+      <w:r>
+        <w:rPr>
+          <w:rFonts w:ascii="ＭＳ 明朝" w:cs="ＭＳ 明朝" w:eastAsia="ＭＳ 明朝" w:hAnsi="ＭＳ 明朝"/>
+          <w:sz w:val="22"/>
+          <w:szCs w:val="22"/>
+        </w:rPr>
+        <w:t xml:space="preserve">また、１学期の教育指導課訪問で週案を拝見した際、各教科等の「累計」欄の未記載をよくご指摘しております。累計は標準時数の確保状況を把握する上で大切な情報です。教務主任の先生方からも、校内での声掛けをお願いいたします。</w:t>
       </w:r>
     </w:p>
     <w:p>
@@ -294,77 +280,63 @@
           <w:sz w:val="19"/>
           <w:szCs w:val="19"/>
         </w:rPr>
-        <w:t xml:space="preserve">目安：約２分30秒　／　資料：資料１</w:t>
-      </w:r>
-    </w:p>
-    <w:p>
-      <w:pPr>
-        <w:spacing w:after="100" w:line="360"/>
-        <w:ind w:firstLine="220"/>
-      </w:pPr>
-      <w:r>
-        <w:rPr>
-          <w:rFonts w:ascii="ＭＳ 明朝" w:cs="ＭＳ 明朝" w:eastAsia="ＭＳ 明朝" w:hAnsi="ＭＳ 明朝"/>
-          <w:sz w:val="22"/>
-          <w:szCs w:val="22"/>
-        </w:rPr>
-        <w:t xml:space="preserve">次に、令和８年度全国学力・学習状況調査の結果および活用についてです。資料１をご覧ください。</w:t>
-      </w:r>
-    </w:p>
-    <w:p>
-      <w:pPr>
-        <w:spacing w:after="100" w:line="360"/>
-        <w:ind w:firstLine="220"/>
-      </w:pPr>
-      <w:r>
-        <w:rPr>
-          <w:rFonts w:ascii="ＭＳ 明朝" w:cs="ＭＳ 明朝" w:eastAsia="ＭＳ 明朝" w:hAnsi="ＭＳ 明朝"/>
-          <w:sz w:val="22"/>
-          <w:szCs w:val="22"/>
-        </w:rPr>
-        <w:t xml:space="preserve">本調査は、４月23日に、区立小学校65校の第６学年、中学校33校の第３学年で実施いたしました。本調査の目的は、指導と評価の一体化を図り、各学校が自校の課題を把握した上で、授業改善や学習指導の改善につなげることにあります。</w:t>
-      </w:r>
-    </w:p>
-    <w:p>
-      <w:pPr>
-        <w:spacing w:after="100" w:line="360"/>
-        <w:ind w:firstLine="220"/>
-      </w:pPr>
-      <w:r>
-        <w:rPr>
-          <w:rFonts w:ascii="ＭＳ 明朝" w:cs="ＭＳ 明朝" w:eastAsia="ＭＳ 明朝" w:hAnsi="ＭＳ 明朝"/>
-          <w:sz w:val="22"/>
-          <w:szCs w:val="22"/>
-        </w:rPr>
-        <w:t xml:space="preserve">スライド左側の表は、教科に関する調査の平均正答率です。黄色で示しているのが、東京都を上回っている数値です。今年度は、小学校国語が67％、算数が65％、中学校国語が69％、数学が64％と、いずれも東京都・全国を上回りました。</w:t>
-      </w:r>
-    </w:p>
-    <w:p>
-      <w:pPr>
-        <w:spacing w:after="100" w:line="360"/>
-        <w:ind w:firstLine="220"/>
-      </w:pPr>
-      <w:r>
-        <w:rPr>
-          <w:rFonts w:ascii="ＭＳ 明朝" w:cs="ＭＳ 明朝" w:eastAsia="ＭＳ 明朝" w:hAnsi="ＭＳ 明朝"/>
-          <w:sz w:val="22"/>
-          <w:szCs w:val="22"/>
-        </w:rPr>
-        <w:t xml:space="preserve">中学校英語は、今年度からＩＲＴスコアで結果が示されており、練馬区は545、東京都は530、全国は499です。スライド右側の表のとおり、上位の段階であるバンド４とバンド５の生徒の割合を合わせると、練馬区は44.4％で、東京都の39.3％、全国の28.6％を上回っています。</w:t>
-      </w:r>
-    </w:p>
-    <w:p>
-      <w:pPr>
-        <w:spacing w:after="100" w:line="360"/>
-        <w:ind w:firstLine="220"/>
-      </w:pPr>
-      <w:r>
-        <w:rPr>
-          <w:rFonts w:ascii="ＭＳ 明朝" w:cs="ＭＳ 明朝" w:eastAsia="ＭＳ 明朝" w:hAnsi="ＭＳ 明朝"/>
-          <w:sz w:val="22"/>
-          <w:szCs w:val="22"/>
-        </w:rPr>
-        <w:t xml:space="preserve">一方で、小学校・中学校ともに、算数・数学において、知識・技能を問う問題と比較して、思考力・判断力・表現力を問う問題の正答率が低い傾向が見られます。この傾向は練馬区に限ったものではありませんが、国語や英語と比べても、算数・数学における思考力・判断力・表現力の育成は重要な課題であると捉えております。各学校におかれましても、自校の結果をご確認いただき、校内で共有していただきたいと思います。</w:t>
+        <w:t xml:space="preserve">目安：約１分45秒　／　資料：資料１</w:t>
+      </w:r>
+    </w:p>
+    <w:p>
+      <w:pPr>
+        <w:spacing w:after="100" w:line="360"/>
+        <w:ind w:firstLine="220"/>
+      </w:pPr>
+      <w:r>
+        <w:rPr>
+          <w:rFonts w:ascii="ＭＳ 明朝" w:cs="ＭＳ 明朝" w:eastAsia="ＭＳ 明朝" w:hAnsi="ＭＳ 明朝"/>
+          <w:sz w:val="22"/>
+          <w:szCs w:val="22"/>
+        </w:rPr>
+        <w:t xml:space="preserve">次に、全国学力・学習状況調査の結果についてです。資料１をご覧ください。</w:t>
+      </w:r>
+    </w:p>
+    <w:p>
+      <w:pPr>
+        <w:spacing w:after="100" w:line="360"/>
+        <w:ind w:firstLine="220"/>
+      </w:pPr>
+      <w:r>
+        <w:rPr>
+          <w:rFonts w:ascii="ＭＳ 明朝" w:cs="ＭＳ 明朝" w:eastAsia="ＭＳ 明朝" w:hAnsi="ＭＳ 明朝"/>
+          <w:sz w:val="22"/>
+          <w:szCs w:val="22"/>
+        </w:rPr>
+        <w:t xml:space="preserve">本調査は、４月23日に区立小学校65校、中学校33校で実施いたしました。目的は、各学校が自校の課題を把握し、授業改善や学習指導の改善につなげることにあります。</w:t>
+      </w:r>
+    </w:p>
+    <w:p>
+      <w:pPr>
+        <w:spacing w:after="100" w:line="360"/>
+        <w:ind w:firstLine="220"/>
+      </w:pPr>
+      <w:r>
+        <w:rPr>
+          <w:rFonts w:ascii="ＭＳ 明朝" w:cs="ＭＳ 明朝" w:eastAsia="ＭＳ 明朝" w:hAnsi="ＭＳ 明朝"/>
+          <w:sz w:val="22"/>
+          <w:szCs w:val="22"/>
+        </w:rPr>
+        <w:t xml:space="preserve">平均正答率は、黄色で示したとおり、今年度は小学校・中学校の国語、算数・数学ともに、東京都・全国を上回りました。中学校英語は、今年度からＩＲＴスコアで示され、練馬区は545と、東京都の530、全国の499を上回っています。右の表のとおり、上位のバンド４・５の生徒の割合も、東京都・全国より高い状況です。</w:t>
+      </w:r>
+    </w:p>
+    <w:p>
+      <w:pPr>
+        <w:spacing w:after="100" w:line="360"/>
+        <w:ind w:firstLine="220"/>
+      </w:pPr>
+      <w:r>
+        <w:rPr>
+          <w:rFonts w:ascii="ＭＳ 明朝" w:cs="ＭＳ 明朝" w:eastAsia="ＭＳ 明朝" w:hAnsi="ＭＳ 明朝"/>
+          <w:sz w:val="22"/>
+          <w:szCs w:val="22"/>
+        </w:rPr>
+        <w:t xml:space="preserve">一方で、小・中学校ともに、算数・数学において、知識・技能に比べ、思考力・判断力・表現力を問う問題の正答率が低い傾向が見られ、重要な課題であると捉えております。自校の結果をご確認いただき、校内で共有してください。</w:t>
       </w:r>
     </w:p>
     <w:p>
@@ -394,49 +366,35 @@
           <w:sz w:val="19"/>
           <w:szCs w:val="19"/>
         </w:rPr>
-        <w:t xml:space="preserve">目安：約１分　／　資料：資料１</w:t>
-      </w:r>
-    </w:p>
-    <w:p>
-      <w:pPr>
-        <w:spacing w:after="100" w:line="360"/>
-        <w:ind w:firstLine="220"/>
-      </w:pPr>
-      <w:r>
-        <w:rPr>
-          <w:rFonts w:ascii="ＭＳ 明朝" w:cs="ＭＳ 明朝" w:eastAsia="ＭＳ 明朝" w:hAnsi="ＭＳ 明朝"/>
-          <w:sz w:val="22"/>
-          <w:szCs w:val="22"/>
-        </w:rPr>
-        <w:t xml:space="preserve">続いて、質問調査の結果です。スライドは、「先生は、あなたのよいところを認めてくれていると思いますか」という質問の結果です。</w:t>
-      </w:r>
-    </w:p>
-    <w:p>
-      <w:pPr>
-        <w:spacing w:after="100" w:line="360"/>
-        <w:ind w:firstLine="220"/>
-      </w:pPr>
-      <w:r>
-        <w:rPr>
-          <w:rFonts w:ascii="ＭＳ 明朝" w:cs="ＭＳ 明朝" w:eastAsia="ＭＳ 明朝" w:hAnsi="ＭＳ 明朝"/>
-          <w:sz w:val="22"/>
-          <w:szCs w:val="22"/>
-        </w:rPr>
-        <w:t xml:space="preserve">小学校は90.8％で東京都をわずかに上回っているものの全国を下回っており、中学校は89.1％で東京都・全国をともに下回っています。</w:t>
-      </w:r>
-    </w:p>
-    <w:p>
-      <w:pPr>
-        <w:spacing w:after="100" w:line="360"/>
-        <w:ind w:firstLine="220"/>
-      </w:pPr>
-      <w:r>
-        <w:rPr>
-          <w:rFonts w:ascii="ＭＳ 明朝" w:cs="ＭＳ 明朝" w:eastAsia="ＭＳ 明朝" w:hAnsi="ＭＳ 明朝"/>
-          <w:sz w:val="22"/>
-          <w:szCs w:val="22"/>
-        </w:rPr>
-        <w:t xml:space="preserve">この結果からは、児童・生徒が「もっと認めてほしい」「もっと褒めてほしい」と感じている状況もうかがえます。自己肯定感や自己有用感を育む関わりや、児童・生徒が安心して相談できる環境づくりについて、改めて考える必要があることを示していると捉えております。</w:t>
+        <w:t xml:space="preserve">目安：約55秒　／　資料：資料１</w:t>
+      </w:r>
+    </w:p>
+    <w:p>
+      <w:pPr>
+        <w:spacing w:after="100" w:line="360"/>
+        <w:ind w:firstLine="220"/>
+      </w:pPr>
+      <w:r>
+        <w:rPr>
+          <w:rFonts w:ascii="ＭＳ 明朝" w:cs="ＭＳ 明朝" w:eastAsia="ＭＳ 明朝" w:hAnsi="ＭＳ 明朝"/>
+          <w:sz w:val="22"/>
+          <w:szCs w:val="22"/>
+        </w:rPr>
+        <w:t xml:space="preserve">続いて、質問調査です。「先生は、あなたのよいところを認めてくれていると思いますか」では、小学校は90.8％で全国を下回り、中学校は89.1％で東京都・全国をともに下回りました。</w:t>
+      </w:r>
+    </w:p>
+    <w:p>
+      <w:pPr>
+        <w:spacing w:after="100" w:line="360"/>
+        <w:ind w:firstLine="220"/>
+      </w:pPr>
+      <w:r>
+        <w:rPr>
+          <w:rFonts w:ascii="ＭＳ 明朝" w:cs="ＭＳ 明朝" w:eastAsia="ＭＳ 明朝" w:hAnsi="ＭＳ 明朝"/>
+          <w:sz w:val="22"/>
+          <w:szCs w:val="22"/>
+        </w:rPr>
+        <w:t xml:space="preserve">児童・生徒が「もっと認めてほしい」と感じている状況がうかがえ、自己肯定感を育む関わりや、安心して相談できる環境づくりを改めて考える必要があると捉えております。</w:t>
       </w:r>
     </w:p>
     <w:p>
@@ -466,63 +424,63 @@
           <w:sz w:val="19"/>
           <w:szCs w:val="19"/>
         </w:rPr>
-        <w:t xml:space="preserve">目安：約２分　／　資料：資料１</w:t>
-      </w:r>
-    </w:p>
-    <w:p>
-      <w:pPr>
-        <w:spacing w:after="100" w:line="360"/>
-        <w:ind w:firstLine="220"/>
-      </w:pPr>
-      <w:r>
-        <w:rPr>
-          <w:rFonts w:ascii="ＭＳ 明朝" w:cs="ＭＳ 明朝" w:eastAsia="ＭＳ 明朝" w:hAnsi="ＭＳ 明朝"/>
-          <w:sz w:val="22"/>
-          <w:szCs w:val="22"/>
-        </w:rPr>
-        <w:t xml:space="preserve">次のスライドです。「学校に行くのは楽しいと思いますか」では、小学校88.9％、中学校87.2％と、いずれも東京都・全国を上回っており、大変望ましい状況です。</w:t>
-      </w:r>
-    </w:p>
-    <w:p>
-      <w:pPr>
-        <w:spacing w:after="100" w:line="360"/>
-        <w:ind w:firstLine="220"/>
-      </w:pPr>
-      <w:r>
-        <w:rPr>
-          <w:rFonts w:ascii="ＭＳ 明朝" w:cs="ＭＳ 明朝" w:eastAsia="ＭＳ 明朝" w:hAnsi="ＭＳ 明朝"/>
-          <w:sz w:val="22"/>
-          <w:szCs w:val="22"/>
-        </w:rPr>
-        <w:t xml:space="preserve">しかしその一方で、「困りごとや不安がある時に、先生や学校にいる大人にいつでも相談できますか」に肯定的に回答した児童・生徒の割合は、小学校69.0％、中学校68.1％と７割に達しておらず、東京都・全国も下回っています。区として重要な課題であると認識しております。</w:t>
-      </w:r>
-    </w:p>
-    <w:p>
-      <w:pPr>
-        <w:spacing w:after="100" w:line="360"/>
-        <w:ind w:firstLine="220"/>
-      </w:pPr>
-      <w:r>
-        <w:rPr>
-          <w:rFonts w:ascii="ＭＳ 明朝" w:cs="ＭＳ 明朝" w:eastAsia="ＭＳ 明朝" w:hAnsi="ＭＳ 明朝"/>
-          <w:sz w:val="22"/>
-          <w:szCs w:val="22"/>
-        </w:rPr>
-        <w:t xml:space="preserve">さらに、「主体的・対話的で深い学び」の観点では、中学校において、生徒が自ら学びを進める授業への転換を一層進める必要があると考えております。児童・生徒の学習への興味・関心や理解度は概ね良好であることから、授業形態の工夫によって、さらなる学習成果の向上が期待できるものと捉えております。</w:t>
-      </w:r>
-    </w:p>
-    <w:p>
-      <w:pPr>
-        <w:spacing w:after="100" w:line="360"/>
-        <w:ind w:firstLine="220"/>
-      </w:pPr>
-      <w:r>
-        <w:rPr>
-          <w:rFonts w:ascii="ＭＳ 明朝" w:cs="ＭＳ 明朝" w:eastAsia="ＭＳ 明朝" w:hAnsi="ＭＳ 明朝"/>
-          <w:sz w:val="22"/>
-          <w:szCs w:val="22"/>
-        </w:rPr>
-        <w:t xml:space="preserve">なお、資料１には児童・生徒質問調査の項目を一部抜粋して掲載しております。各学校においては、掲載項目だけでなく全ての質問項目について、自校の実態と区平均を比較しながら分析を進めていただきたいと考えております。全項目の区平均値は、全教職員が確認できるよう共有フォルダに格納しておりますので、ぜひご活用ください。</w:t>
+        <w:t xml:space="preserve">目安：約１分35秒　／　資料：資料１</w:t>
+      </w:r>
+    </w:p>
+    <w:p>
+      <w:pPr>
+        <w:spacing w:after="100" w:line="360"/>
+        <w:ind w:firstLine="220"/>
+      </w:pPr>
+      <w:r>
+        <w:rPr>
+          <w:rFonts w:ascii="ＭＳ 明朝" w:cs="ＭＳ 明朝" w:eastAsia="ＭＳ 明朝" w:hAnsi="ＭＳ 明朝"/>
+          <w:sz w:val="22"/>
+          <w:szCs w:val="22"/>
+        </w:rPr>
+        <w:t xml:space="preserve">「学校に行くのは楽しい」は、小学校88.9％、中学校87.2％と、東京都・全国を上回り、大変望ましい状況です。</w:t>
+      </w:r>
+    </w:p>
+    <w:p>
+      <w:pPr>
+        <w:spacing w:after="100" w:line="360"/>
+        <w:ind w:firstLine="220"/>
+      </w:pPr>
+      <w:r>
+        <w:rPr>
+          <w:rFonts w:ascii="ＭＳ 明朝" w:cs="ＭＳ 明朝" w:eastAsia="ＭＳ 明朝" w:hAnsi="ＭＳ 明朝"/>
+          <w:sz w:val="22"/>
+          <w:szCs w:val="22"/>
+        </w:rPr>
+        <w:t xml:space="preserve">一方、「困りごとや不安がある時に、先生や学校にいる大人にいつでも相談できる」は、小学校69.0％、中学校68.1％と７割に達しておらず、区として重要な課題であると認識しております。</w:t>
+      </w:r>
+    </w:p>
+    <w:p>
+      <w:pPr>
+        <w:spacing w:after="100" w:line="360"/>
+        <w:ind w:firstLine="220"/>
+      </w:pPr>
+      <w:r>
+        <w:rPr>
+          <w:rFonts w:ascii="ＭＳ 明朝" w:cs="ＭＳ 明朝" w:eastAsia="ＭＳ 明朝" w:hAnsi="ＭＳ 明朝"/>
+          <w:sz w:val="22"/>
+          <w:szCs w:val="22"/>
+        </w:rPr>
+        <w:t xml:space="preserve">また、「主体的・対話的で深い学び」の観点では、中学校において、生徒が自ら学びを進める授業への転換を一層進める必要があると考えております。学習への興味・関心や理解度は概ね良好ですので、授業形態の工夫により、さらなる成果が期待できます。</w:t>
+      </w:r>
+    </w:p>
+    <w:p>
+      <w:pPr>
+        <w:spacing w:after="100" w:line="360"/>
+        <w:ind w:firstLine="220"/>
+      </w:pPr>
+      <w:r>
+        <w:rPr>
+          <w:rFonts w:ascii="ＭＳ 明朝" w:cs="ＭＳ 明朝" w:eastAsia="ＭＳ 明朝" w:hAnsi="ＭＳ 明朝"/>
+          <w:sz w:val="22"/>
+          <w:szCs w:val="22"/>
+        </w:rPr>
+        <w:t xml:space="preserve">資料１の質問項目は一部抜粋です。全項目の区平均値を共有フォルダに格納しておりますので、自校の実態と比較し、分析にご活用ください。</w:t>
       </w:r>
     </w:p>
     <w:p>
@@ -552,7 +510,7 @@
           <w:sz w:val="19"/>
           <w:szCs w:val="19"/>
         </w:rPr>
-        <w:t xml:space="preserve">目安：約２分　／　資料：資料２</w:t>
+        <w:t xml:space="preserve">目安：約２分10秒　／　資料：資料２</w:t>
       </w:r>
     </w:p>
     <w:p>
@@ -580,77 +538,63 @@
           <w:sz w:val="22"/>
           <w:szCs w:val="22"/>
         </w:rPr>
-        <w:t xml:space="preserve">練馬区では、毎年、児童・生徒の学力向上を図るための方策として、各学校に授業改善推進プランの作成を依頼しております。作成に当たっては、各教科等における児童・生徒の学習状況および教員の指導方法に関する課題分析を踏まえ、幼保小連携および小中一貫教育の推進の視点を含めた具体的な改善策と、その効果の検証方法をお示しください。先ほどご説明いたしました全国学力・学習状況調査等の結果を分析し、プランの作成にご活用ください。</w:t>
-      </w:r>
-    </w:p>
-    <w:p>
-      <w:pPr>
-        <w:spacing w:after="100" w:line="360"/>
-        <w:ind w:firstLine="220"/>
-      </w:pPr>
-      <w:r>
-        <w:rPr>
-          <w:rFonts w:ascii="ＭＳ 明朝" w:cs="ＭＳ 明朝" w:eastAsia="ＭＳ 明朝" w:hAnsi="ＭＳ 明朝"/>
-          <w:sz w:val="22"/>
-          <w:szCs w:val="22"/>
-        </w:rPr>
-        <w:t xml:space="preserve">提出資料は、（１）に記載のとおり「課題分析と授業改善策」の１点です。各学校で作成した様式を使用していただいても構いません。作成に当たっては、別紙１『令和８年度「授業改善推進プラン」の作成に向けて』をご参照ください。</w:t>
-      </w:r>
-    </w:p>
-    <w:p>
-      <w:pPr>
-        <w:spacing w:after="100" w:line="360"/>
-        <w:ind w:firstLine="220"/>
-      </w:pPr>
-      <w:r>
-        <w:rPr>
-          <w:rFonts w:ascii="ＭＳ 明朝" w:cs="ＭＳ 明朝" w:eastAsia="ＭＳ 明朝" w:hAnsi="ＭＳ 明朝"/>
-          <w:sz w:val="22"/>
-          <w:szCs w:val="22"/>
-        </w:rPr>
-        <w:t xml:space="preserve">提出期限は、令和８年９月30日（水）です。Ｃ４ｔｈ個人連絡にて、各学校の担当指導主事あてにご提出をお願いいたします。担当指導主事については、別紙２をご確認ください。</w:t>
-      </w:r>
-    </w:p>
-    <w:p>
-      <w:pPr>
-        <w:spacing w:after="100" w:line="360"/>
-        <w:ind w:firstLine="220"/>
-      </w:pPr>
-      <w:r>
-        <w:rPr>
-          <w:rFonts w:ascii="ＭＳ 明朝" w:cs="ＭＳ 明朝" w:eastAsia="ＭＳ 明朝" w:hAnsi="ＭＳ 明朝"/>
-          <w:sz w:val="22"/>
-          <w:szCs w:val="22"/>
-        </w:rPr>
-        <w:t xml:space="preserve">提出後、担当指導主事が内容を確認し、必要に応じて修正のご依頼をいたします。修正を反映した完成版は、10月末までに各学校のホームページに掲載するようお願いいたします。ホームページへの掲載に当たっては、学力向上を図るための全体計画は必ず掲載をお願いいたします。課題分析と授業改善策の掲載については、学校の実情に応じてご判断ください。</w:t>
-      </w:r>
-    </w:p>
-    <w:p>
-      <w:pPr>
-        <w:spacing w:after="100" w:line="360"/>
-        <w:ind w:firstLine="220"/>
-      </w:pPr>
-      <w:r>
-        <w:rPr>
-          <w:rFonts w:ascii="ＭＳ 明朝" w:cs="ＭＳ 明朝" w:eastAsia="ＭＳ 明朝" w:hAnsi="ＭＳ 明朝"/>
-          <w:sz w:val="22"/>
-          <w:szCs w:val="22"/>
-        </w:rPr>
-        <w:t xml:space="preserve">提出期限まで残りわずかとなっておりますが、教務主任の先生方を中心に、校内での取りまとめをどうぞよろしくお願いいたします。</w:t>
-      </w:r>
-    </w:p>
-    <w:p>
-      <w:pPr>
-        <w:spacing w:after="100" w:line="360"/>
-        <w:ind w:firstLine="220"/>
-      </w:pPr>
-      <w:r>
-        <w:rPr>
-          <w:rFonts w:ascii="ＭＳ 明朝" w:cs="ＭＳ 明朝" w:eastAsia="ＭＳ 明朝" w:hAnsi="ＭＳ 明朝"/>
-          <w:sz w:val="22"/>
-          <w:szCs w:val="22"/>
-        </w:rPr>
-        <w:t xml:space="preserve">以上で、教育指導課からの情報提供を終わります。ご不明な点がございましたら、教育指導課　紺多までお問い合わせください。ありがとうございました。</w:t>
+        <w:t xml:space="preserve">作成に当たっては、全国学力・学習状況調査等の結果を分析し、幼保小連携や小中一貫教育の視点も含めた具体的な改善策と、その検証方法をお示しください。</w:t>
+      </w:r>
+    </w:p>
+    <w:p>
+      <w:pPr>
+        <w:spacing w:after="100" w:line="360"/>
+        <w:ind w:firstLine="220"/>
+      </w:pPr>
+      <w:r>
+        <w:rPr>
+          <w:rFonts w:ascii="ＭＳ 明朝" w:cs="ＭＳ 明朝" w:eastAsia="ＭＳ 明朝" w:hAnsi="ＭＳ 明朝"/>
+          <w:sz w:val="22"/>
+          <w:szCs w:val="22"/>
+        </w:rPr>
+        <w:t xml:space="preserve">提出資料は「課題分析と授業改善策」の１点、提出期限は９月30日（水）です。Ｃ４ｔｈ個人連絡にて、各学校の担当指導主事あてにご提出ください。</w:t>
+      </w:r>
+    </w:p>
+    <w:p>
+      <w:pPr>
+        <w:spacing w:after="100" w:line="360"/>
+        <w:ind w:firstLine="220"/>
+      </w:pPr>
+      <w:r>
+        <w:rPr>
+          <w:rFonts w:ascii="ＭＳ 明朝" w:cs="ＭＳ 明朝" w:eastAsia="ＭＳ 明朝" w:hAnsi="ＭＳ 明朝"/>
+          <w:sz w:val="22"/>
+          <w:szCs w:val="22"/>
+        </w:rPr>
+        <w:t xml:space="preserve">作成に当たっては別紙１を、担当指導主事については別紙２をご参照ください。</w:t>
+      </w:r>
+    </w:p>
+    <w:p>
+      <w:pPr>
+        <w:spacing w:after="100" w:line="360"/>
+        <w:ind w:firstLine="220"/>
+      </w:pPr>
+      <w:r>
+        <w:rPr>
+          <w:rFonts w:ascii="ＭＳ 明朝" w:cs="ＭＳ 明朝" w:eastAsia="ＭＳ 明朝" w:hAnsi="ＭＳ 明朝"/>
+          <w:sz w:val="22"/>
+          <w:szCs w:val="22"/>
+        </w:rPr>
+        <w:t xml:space="preserve">その後、担当指導主事から修正のご依頼をいたします。完成版は、10月末までに各学校のホームページに掲載をお願いいたします。その際、学力向上を図るための全体計画は必ず掲載してください。課題分析と授業改善策の掲載は、学校の実情に応じてご判断ください。</w:t>
+      </w:r>
+    </w:p>
+    <w:p>
+      <w:pPr>
+        <w:spacing w:after="100" w:line="360"/>
+        <w:ind w:firstLine="220"/>
+      </w:pPr>
+      <w:r>
+        <w:rPr>
+          <w:rFonts w:ascii="ＭＳ 明朝" w:cs="ＭＳ 明朝" w:eastAsia="ＭＳ 明朝" w:hAnsi="ＭＳ 明朝"/>
+          <w:sz w:val="22"/>
+          <w:szCs w:val="22"/>
+        </w:rPr>
+        <w:t xml:space="preserve">提出期限まで残りわずかですが、校内での取りまとめをよろしくお願いいたします。以上で、教育指導課からの情報提供を終わります。ありがとうございました。</w:t>
       </w:r>
     </w:p>
     <w:p>

--- a/教務園務担当者連絡会_R8第3回/教務園務担当者連絡会_発表原稿.docx
+++ b/教務園務担当者連絡会_R8第3回/教務園務担当者連絡会_発表原稿.docx
@@ -44,7 +44,7 @@
           <w:sz w:val="21"/>
           <w:szCs w:val="21"/>
         </w:rPr>
-        <w:t xml:space="preserve">日　時：令和８年９月24日（木）　午後３時30分～（９分程度・ゆっくり話した場合）　Ｚｏｏｍ</w:t>
+        <w:t xml:space="preserve">日　時：令和８年９月24日（木）　午後３時30分～（約８分）　Ｚｏｏｍ</w:t>
       </w:r>
     </w:p>
     <w:p>
@@ -108,63 +108,21 @@
           <w:sz w:val="19"/>
           <w:szCs w:val="19"/>
         </w:rPr>
-        <w:t xml:space="preserve">目安：約50秒</w:t>
-      </w:r>
-    </w:p>
-    <w:p>
-      <w:pPr>
-        <w:spacing w:after="100" w:line="360"/>
-        <w:ind w:firstLine="220"/>
-      </w:pPr>
-      <w:r>
-        <w:rPr>
-          <w:rFonts w:ascii="ＭＳ 明朝" w:cs="ＭＳ 明朝" w:eastAsia="ＭＳ 明朝" w:hAnsi="ＭＳ 明朝"/>
-          <w:sz w:val="22"/>
-          <w:szCs w:val="22"/>
-        </w:rPr>
-        <w:t xml:space="preserve">皆様、こんにちは。教育指導課指導主事の紺多でございます。</w:t>
-      </w:r>
-    </w:p>
-    <w:p>
-      <w:pPr>
-        <w:spacing w:after="100" w:line="360"/>
-        <w:ind w:firstLine="220"/>
-      </w:pPr>
-      <w:r>
-        <w:rPr>
-          <w:rFonts w:ascii="ＭＳ 明朝" w:cs="ＭＳ 明朝" w:eastAsia="ＭＳ 明朝" w:hAnsi="ＭＳ 明朝"/>
-          <w:sz w:val="22"/>
-          <w:szCs w:val="22"/>
-        </w:rPr>
-        <w:t xml:space="preserve">本日は、平野校長先生のご講話、そして分科会での協議・情報交換と、長時間にわたりありがとうございました。</w:t>
-      </w:r>
-    </w:p>
-    <w:p>
-      <w:pPr>
-        <w:spacing w:after="100" w:line="360"/>
-        <w:ind w:firstLine="220"/>
-      </w:pPr>
-      <w:r>
-        <w:rPr>
-          <w:rFonts w:ascii="ＭＳ 明朝" w:cs="ＭＳ 明朝" w:eastAsia="ＭＳ 明朝" w:hAnsi="ＭＳ 明朝"/>
-          <w:sz w:val="22"/>
-          <w:szCs w:val="22"/>
-        </w:rPr>
-        <w:t xml:space="preserve">私からは、教務関係について３点、情報提供をさせていただきます。連絡会資料と、資料１、資料２をご用意ください。</w:t>
-      </w:r>
-    </w:p>
-    <w:p>
-      <w:pPr>
-        <w:spacing w:after="100" w:line="360"/>
-        <w:ind w:firstLine="220"/>
-      </w:pPr>
-      <w:r>
-        <w:rPr>
-          <w:rFonts w:ascii="ＭＳ 明朝" w:cs="ＭＳ 明朝" w:eastAsia="ＭＳ 明朝" w:hAnsi="ＭＳ 明朝"/>
-          <w:sz w:val="22"/>
-          <w:szCs w:val="22"/>
-        </w:rPr>
-        <w:t xml:space="preserve">本日の内容は主に小・中学校に関するものですが、幼稚園の先生方も、幼保小連携の視点からご参考にしていただければ幸いです。</w:t>
+        <w:t xml:space="preserve">目安：約25秒</w:t>
+      </w:r>
+    </w:p>
+    <w:p>
+      <w:pPr>
+        <w:spacing w:after="100" w:line="360"/>
+        <w:ind w:firstLine="220"/>
+      </w:pPr>
+      <w:r>
+        <w:rPr>
+          <w:rFonts w:ascii="ＭＳ 明朝" w:cs="ＭＳ 明朝" w:eastAsia="ＭＳ 明朝" w:hAnsi="ＭＳ 明朝"/>
+          <w:sz w:val="22"/>
+          <w:szCs w:val="22"/>
+        </w:rPr>
+        <w:t xml:space="preserve">教務主任の先生方、園務担当の先生方、こんにちは。指導主事　紺多でございます。私より、教務関係について３点お伝えいたします。</w:t>
       </w:r>
     </w:p>
     <w:p>
@@ -194,63 +152,49 @@
           <w:sz w:val="19"/>
           <w:szCs w:val="19"/>
         </w:rPr>
-        <w:t xml:space="preserve">目安：約１分45秒　／　資料：連絡会資料「連絡事項１」（資料なし）</w:t>
-      </w:r>
-    </w:p>
-    <w:p>
-      <w:pPr>
-        <w:spacing w:after="100" w:line="360"/>
-        <w:ind w:firstLine="220"/>
-      </w:pPr>
-      <w:r>
-        <w:rPr>
-          <w:rFonts w:ascii="ＭＳ 明朝" w:cs="ＭＳ 明朝" w:eastAsia="ＭＳ 明朝" w:hAnsi="ＭＳ 明朝"/>
-          <w:sz w:val="22"/>
-          <w:szCs w:val="22"/>
-        </w:rPr>
-        <w:t xml:space="preserve">はじめに、１学期の実施授業時数についてです。連絡会資料の「連絡事項１」の表をご覧ください。</w:t>
-      </w:r>
-    </w:p>
-    <w:p>
-      <w:pPr>
-        <w:spacing w:after="100" w:line="360"/>
-        <w:ind w:firstLine="220"/>
-      </w:pPr>
-      <w:r>
-        <w:rPr>
-          <w:rFonts w:ascii="ＭＳ 明朝" w:cs="ＭＳ 明朝" w:eastAsia="ＭＳ 明朝" w:hAnsi="ＭＳ 明朝"/>
-          <w:sz w:val="22"/>
-          <w:szCs w:val="22"/>
-        </w:rPr>
-        <w:t xml:space="preserve">７月には、時数集計表のご提出ありがとうございました。いただいたデータから、１学期末時点での学年ごとの平均・最高・最低の時数をまとめました。例えば小学校第１学年では、平均282時間に対し、最高301時間、最低236時間と、学校によって幅がございます。</w:t>
-      </w:r>
-    </w:p>
-    <w:p>
-      <w:pPr>
-        <w:spacing w:after="100" w:line="360"/>
-        <w:ind w:firstLine="220"/>
-      </w:pPr>
-      <w:r>
-        <w:rPr>
-          <w:rFonts w:ascii="ＭＳ 明朝" w:cs="ＭＳ 明朝" w:eastAsia="ＭＳ 明朝" w:hAnsi="ＭＳ 明朝"/>
-          <w:sz w:val="22"/>
-          <w:szCs w:val="22"/>
-        </w:rPr>
-        <w:t xml:space="preserve">この数値をもって何かを申し上げるものではございませんが、自校の各学年の時数と比較し、極端な増減がないかをご確認ください。増減がある場合はその理由を検証し、今後の教育活動や次年度の教育課程の編成に生かしていただければと思います。</w:t>
-      </w:r>
-    </w:p>
-    <w:p>
-      <w:pPr>
-        <w:spacing w:after="100" w:line="360"/>
-        <w:ind w:firstLine="220"/>
-      </w:pPr>
-      <w:r>
-        <w:rPr>
-          <w:rFonts w:ascii="ＭＳ 明朝" w:cs="ＭＳ 明朝" w:eastAsia="ＭＳ 明朝" w:hAnsi="ＭＳ 明朝"/>
-          <w:sz w:val="22"/>
-          <w:szCs w:val="22"/>
-        </w:rPr>
-        <w:t xml:space="preserve">また、１学期の教育指導課訪問で週案を拝見した際、各教科等の「累計」欄の未記載をよくご指摘しております。累計は標準時数の確保状況を把握する上で大切な情報です。教務主任の先生方からも、校内での声掛けをお願いいたします。</w:t>
+        <w:t xml:space="preserve">目安：約1分50秒　／　資料：連絡会資料「連絡事項１」</w:t>
+      </w:r>
+    </w:p>
+    <w:p>
+      <w:pPr>
+        <w:spacing w:after="100" w:line="360"/>
+        <w:ind w:firstLine="220"/>
+      </w:pPr>
+      <w:r>
+        <w:rPr>
+          <w:rFonts w:ascii="ＭＳ 明朝" w:cs="ＭＳ 明朝" w:eastAsia="ＭＳ 明朝" w:hAnsi="ＭＳ 明朝"/>
+          <w:sz w:val="22"/>
+          <w:szCs w:val="22"/>
+        </w:rPr>
+        <w:t xml:space="preserve">はじめに、令和８年度　練馬区立学校における１学期の実施授業時数についてです。</w:t>
+      </w:r>
+    </w:p>
+    <w:p>
+      <w:pPr>
+        <w:spacing w:after="100" w:line="360"/>
+        <w:ind w:firstLine="220"/>
+      </w:pPr>
+      <w:r>
+        <w:rPr>
+          <w:rFonts w:ascii="ＭＳ 明朝" w:cs="ＭＳ 明朝" w:eastAsia="ＭＳ 明朝" w:hAnsi="ＭＳ 明朝"/>
+          <w:sz w:val="22"/>
+          <w:szCs w:val="22"/>
+        </w:rPr>
+        <w:t xml:space="preserve">7月は、時数集計表のご提出ありがとうございました。いただいたデータを集計し、1学期末時点での各学校における平均実施授業時数を算出いたしましたので、共有いたします。</w:t>
+      </w:r>
+    </w:p>
+    <w:p>
+      <w:pPr>
+        <w:spacing w:after="100" w:line="360"/>
+        <w:ind w:firstLine="220"/>
+      </w:pPr>
+      <w:r>
+        <w:rPr>
+          <w:rFonts w:ascii="ＭＳ 明朝" w:cs="ＭＳ 明朝" w:eastAsia="ＭＳ 明朝" w:hAnsi="ＭＳ 明朝"/>
+          <w:sz w:val="22"/>
+          <w:szCs w:val="22"/>
+        </w:rPr>
+        <w:t xml:space="preserve">この数値をもって何かを申し上げることはございませんが、標準時数の確保に向けてお時間のある時に各学校各学年の時数と比較し、極端に増減がないか確認し、極端な増減がある場合には、その理由を検証し、今後の教育活動に生かしていただければと思います。ちなみに、１学期に教育指導課訪問で伺った学校において先生方が作成されている週ごとの指導計画いわゆる週案の確認をさせていただいております。その際に、よくご指摘させていただくこととして、各教科等の累計の未記載がございます。教務主任の先生方におかれましても、累計欄の記載についてご確認いただき、未記載の場合には記載を促していただきますよう、よろしくお願いいたします。</w:t>
       </w:r>
     </w:p>
     <w:p>
@@ -280,63 +224,49 @@
           <w:sz w:val="19"/>
           <w:szCs w:val="19"/>
         </w:rPr>
-        <w:t xml:space="preserve">目安：約１分45秒　／　資料：資料１</w:t>
-      </w:r>
-    </w:p>
-    <w:p>
-      <w:pPr>
-        <w:spacing w:after="100" w:line="360"/>
-        <w:ind w:firstLine="220"/>
-      </w:pPr>
-      <w:r>
-        <w:rPr>
-          <w:rFonts w:ascii="ＭＳ 明朝" w:cs="ＭＳ 明朝" w:eastAsia="ＭＳ 明朝" w:hAnsi="ＭＳ 明朝"/>
-          <w:sz w:val="22"/>
-          <w:szCs w:val="22"/>
-        </w:rPr>
-        <w:t xml:space="preserve">次に、全国学力・学習状況調査の結果についてです。資料１をご覧ください。</w:t>
-      </w:r>
-    </w:p>
-    <w:p>
-      <w:pPr>
-        <w:spacing w:after="100" w:line="360"/>
-        <w:ind w:firstLine="220"/>
-      </w:pPr>
-      <w:r>
-        <w:rPr>
-          <w:rFonts w:ascii="ＭＳ 明朝" w:cs="ＭＳ 明朝" w:eastAsia="ＭＳ 明朝" w:hAnsi="ＭＳ 明朝"/>
-          <w:sz w:val="22"/>
-          <w:szCs w:val="22"/>
-        </w:rPr>
-        <w:t xml:space="preserve">本調査は、４月23日に区立小学校65校、中学校33校で実施いたしました。目的は、各学校が自校の課題を把握し、授業改善や学習指導の改善につなげることにあります。</w:t>
-      </w:r>
-    </w:p>
-    <w:p>
-      <w:pPr>
-        <w:spacing w:after="100" w:line="360"/>
-        <w:ind w:firstLine="220"/>
-      </w:pPr>
-      <w:r>
-        <w:rPr>
-          <w:rFonts w:ascii="ＭＳ 明朝" w:cs="ＭＳ 明朝" w:eastAsia="ＭＳ 明朝" w:hAnsi="ＭＳ 明朝"/>
-          <w:sz w:val="22"/>
-          <w:szCs w:val="22"/>
-        </w:rPr>
-        <w:t xml:space="preserve">平均正答率は、黄色で示したとおり、今年度は小学校・中学校の国語、算数・数学ともに、東京都・全国を上回りました。中学校英語は、今年度からＩＲＴスコアで示され、練馬区は545と、東京都の530、全国の499を上回っています。右の表のとおり、上位のバンド４・５の生徒の割合も、東京都・全国より高い状況です。</w:t>
-      </w:r>
-    </w:p>
-    <w:p>
-      <w:pPr>
-        <w:spacing w:after="100" w:line="360"/>
-        <w:ind w:firstLine="220"/>
-      </w:pPr>
-      <w:r>
-        <w:rPr>
-          <w:rFonts w:ascii="ＭＳ 明朝" w:cs="ＭＳ 明朝" w:eastAsia="ＭＳ 明朝" w:hAnsi="ＭＳ 明朝"/>
-          <w:sz w:val="22"/>
-          <w:szCs w:val="22"/>
-        </w:rPr>
-        <w:t xml:space="preserve">一方で、小・中学校ともに、算数・数学において、知識・技能に比べ、思考力・判断力・表現力を問う問題の正答率が低い傾向が見られ、重要な課題であると捉えております。自校の結果をご確認いただき、校内で共有してください。</w:t>
+        <w:t xml:space="preserve">目安：約1分20秒　／　資料：資料１</w:t>
+      </w:r>
+    </w:p>
+    <w:p>
+      <w:pPr>
+        <w:spacing w:after="100" w:line="360"/>
+        <w:ind w:firstLine="220"/>
+      </w:pPr>
+      <w:r>
+        <w:rPr>
+          <w:rFonts w:ascii="ＭＳ 明朝" w:cs="ＭＳ 明朝" w:eastAsia="ＭＳ 明朝" w:hAnsi="ＭＳ 明朝"/>
+          <w:sz w:val="22"/>
+          <w:szCs w:val="22"/>
+        </w:rPr>
+        <w:t xml:space="preserve">次に、令和8年度全国学力・学習状況調査の結果について、資料１に基づき報告いたします。</w:t>
+      </w:r>
+    </w:p>
+    <w:p>
+      <w:pPr>
+        <w:spacing w:after="100" w:line="360"/>
+        <w:ind w:firstLine="220"/>
+      </w:pPr>
+      <w:r>
+        <w:rPr>
+          <w:rFonts w:ascii="ＭＳ 明朝" w:cs="ＭＳ 明朝" w:eastAsia="ＭＳ 明朝" w:hAnsi="ＭＳ 明朝"/>
+          <w:sz w:val="22"/>
+          <w:szCs w:val="22"/>
+        </w:rPr>
+        <w:t xml:space="preserve">本調査の目的は、指導と評価の一体化を図り、各学校が自校の課題を把握した上で、授業改善や生活指導の改善につなげることにあります。</w:t>
+      </w:r>
+    </w:p>
+    <w:p>
+      <w:pPr>
+        <w:spacing w:after="100" w:line="360"/>
+        <w:ind w:firstLine="220"/>
+      </w:pPr>
+      <w:r>
+        <w:rPr>
+          <w:rFonts w:ascii="ＭＳ 明朝" w:cs="ＭＳ 明朝" w:eastAsia="ＭＳ 明朝" w:hAnsi="ＭＳ 明朝"/>
+          <w:sz w:val="22"/>
+          <w:szCs w:val="22"/>
+        </w:rPr>
+        <w:t xml:space="preserve">調査結果を見ると、小学校・中学校ともに、算数・数学において、知識・技能を問う問題と比較して、思考力・判断力・表現力を問う問題の正答率が低い傾向が見られます。この傾向は練馬区に限ったものではありませんが、国語や英語と比べても、算数・数学における思考力・判断力・表現力の育成は重要な課題であると捉えています。各学校におかれましても、自校の状況をご確認いただきたいと思います。</w:t>
       </w:r>
     </w:p>
     <w:p>
@@ -352,7 +282,7 @@
           <w:sz w:val="23"/>
           <w:szCs w:val="23"/>
         </w:rPr>
-        <w:t xml:space="preserve">【スライド４　２　全国学力・学習状況調査（質問調査①）】</w:t>
+        <w:t xml:space="preserve">【スライド４　２　全国学力・学習状況調査（質問紙調査）】</w:t>
       </w:r>
     </w:p>
     <w:p>
@@ -366,35 +296,21 @@
           <w:sz w:val="19"/>
           <w:szCs w:val="19"/>
         </w:rPr>
-        <w:t xml:space="preserve">目安：約55秒　／　資料：資料１</w:t>
-      </w:r>
-    </w:p>
-    <w:p>
-      <w:pPr>
-        <w:spacing w:after="100" w:line="360"/>
-        <w:ind w:firstLine="220"/>
-      </w:pPr>
-      <w:r>
-        <w:rPr>
-          <w:rFonts w:ascii="ＭＳ 明朝" w:cs="ＭＳ 明朝" w:eastAsia="ＭＳ 明朝" w:hAnsi="ＭＳ 明朝"/>
-          <w:sz w:val="22"/>
-          <w:szCs w:val="22"/>
-        </w:rPr>
-        <w:t xml:space="preserve">続いて、質問調査です。「先生は、あなたのよいところを認めてくれていると思いますか」では、小学校は90.8％で全国を下回り、中学校は89.1％で東京都・全国をともに下回りました。</w:t>
-      </w:r>
-    </w:p>
-    <w:p>
-      <w:pPr>
-        <w:spacing w:after="100" w:line="360"/>
-        <w:ind w:firstLine="220"/>
-      </w:pPr>
-      <w:r>
-        <w:rPr>
-          <w:rFonts w:ascii="ＭＳ 明朝" w:cs="ＭＳ 明朝" w:eastAsia="ＭＳ 明朝" w:hAnsi="ＭＳ 明朝"/>
-          <w:sz w:val="22"/>
-          <w:szCs w:val="22"/>
-        </w:rPr>
-        <w:t xml:space="preserve">児童・生徒が「もっと認めてほしい」と感じている状況がうかがえ、自己肯定感を育む関わりや、安心して相談できる環境づくりを改めて考える必要があると捉えております。</w:t>
+        <w:t xml:space="preserve">目安：約40秒　／　資料：資料１</w:t>
+      </w:r>
+    </w:p>
+    <w:p>
+      <w:pPr>
+        <w:spacing w:after="100" w:line="360"/>
+        <w:ind w:firstLine="220"/>
+      </w:pPr>
+      <w:r>
+        <w:rPr>
+          <w:rFonts w:ascii="ＭＳ 明朝" w:cs="ＭＳ 明朝" w:eastAsia="ＭＳ 明朝" w:hAnsi="ＭＳ 明朝"/>
+          <w:sz w:val="22"/>
+          <w:szCs w:val="22"/>
+        </w:rPr>
+        <w:t xml:space="preserve">質問調査の結果からは、児童・生徒が「もっと認めてほしい」「もっと褒めてほしい」と感じている状況もうかがえます。こうした結果は、自己肯定感や自己有用感を育む関わりや、児童・生徒が安心して相談できる環境づくりについて、改めて考える必要があることを示していると捉えています。</w:t>
       </w:r>
     </w:p>
     <w:p>
@@ -410,7 +326,7 @@
           <w:sz w:val="23"/>
           <w:szCs w:val="23"/>
         </w:rPr>
-        <w:t xml:space="preserve">【スライド５　２　全国学力・学習状況調査（質問調査②）】</w:t>
+        <w:t xml:space="preserve">【スライド５　２　全国学力・学習状況調査（質問紙調査）】</w:t>
       </w:r>
     </w:p>
     <w:p>
@@ -424,63 +340,49 @@
           <w:sz w:val="19"/>
           <w:szCs w:val="19"/>
         </w:rPr>
-        <w:t xml:space="preserve">目安：約１分35秒　／　資料：資料１</w:t>
-      </w:r>
-    </w:p>
-    <w:p>
-      <w:pPr>
-        <w:spacing w:after="100" w:line="360"/>
-        <w:ind w:firstLine="220"/>
-      </w:pPr>
-      <w:r>
-        <w:rPr>
-          <w:rFonts w:ascii="ＭＳ 明朝" w:cs="ＭＳ 明朝" w:eastAsia="ＭＳ 明朝" w:hAnsi="ＭＳ 明朝"/>
-          <w:sz w:val="22"/>
-          <w:szCs w:val="22"/>
-        </w:rPr>
-        <w:t xml:space="preserve">「学校に行くのは楽しい」は、小学校88.9％、中学校87.2％と、東京都・全国を上回り、大変望ましい状況です。</w:t>
-      </w:r>
-    </w:p>
-    <w:p>
-      <w:pPr>
-        <w:spacing w:after="100" w:line="360"/>
-        <w:ind w:firstLine="220"/>
-      </w:pPr>
-      <w:r>
-        <w:rPr>
-          <w:rFonts w:ascii="ＭＳ 明朝" w:cs="ＭＳ 明朝" w:eastAsia="ＭＳ 明朝" w:hAnsi="ＭＳ 明朝"/>
-          <w:sz w:val="22"/>
-          <w:szCs w:val="22"/>
-        </w:rPr>
-        <w:t xml:space="preserve">一方、「困りごとや不安がある時に、先生や学校にいる大人にいつでも相談できる」は、小学校69.0％、中学校68.1％と７割に達しておらず、区として重要な課題であると認識しております。</w:t>
-      </w:r>
-    </w:p>
-    <w:p>
-      <w:pPr>
-        <w:spacing w:after="100" w:line="360"/>
-        <w:ind w:firstLine="220"/>
-      </w:pPr>
-      <w:r>
-        <w:rPr>
-          <w:rFonts w:ascii="ＭＳ 明朝" w:cs="ＭＳ 明朝" w:eastAsia="ＭＳ 明朝" w:hAnsi="ＭＳ 明朝"/>
-          <w:sz w:val="22"/>
-          <w:szCs w:val="22"/>
-        </w:rPr>
-        <w:t xml:space="preserve">また、「主体的・対話的で深い学び」の観点では、中学校において、生徒が自ら学びを進める授業への転換を一層進める必要があると考えております。学習への興味・関心や理解度は概ね良好ですので、授業形態の工夫により、さらなる成果が期待できます。</w:t>
-      </w:r>
-    </w:p>
-    <w:p>
-      <w:pPr>
-        <w:spacing w:after="100" w:line="360"/>
-        <w:ind w:firstLine="220"/>
-      </w:pPr>
-      <w:r>
-        <w:rPr>
-          <w:rFonts w:ascii="ＭＳ 明朝" w:cs="ＭＳ 明朝" w:eastAsia="ＭＳ 明朝" w:hAnsi="ＭＳ 明朝"/>
-          <w:sz w:val="22"/>
-          <w:szCs w:val="22"/>
-        </w:rPr>
-        <w:t xml:space="preserve">資料１の質問項目は一部抜粋です。全項目の区平均値を共有フォルダに格納しておりますので、自校の実態と比較し、分析にご活用ください。</w:t>
+        <w:t xml:space="preserve">目安：約1分50秒　／　資料：資料１</w:t>
+      </w:r>
+    </w:p>
+    <w:p>
+      <w:pPr>
+        <w:spacing w:after="100" w:line="360"/>
+        <w:ind w:firstLine="220"/>
+      </w:pPr>
+      <w:r>
+        <w:rPr>
+          <w:rFonts w:ascii="ＭＳ 明朝" w:cs="ＭＳ 明朝" w:eastAsia="ＭＳ 明朝" w:hAnsi="ＭＳ 明朝"/>
+          <w:sz w:val="22"/>
+          <w:szCs w:val="22"/>
+        </w:rPr>
+        <w:t xml:space="preserve">また、「学校へ行くのが楽しい」と回答する児童・生徒が多いことは大変望ましい状況です。しかしその一方で、「先生にいつでも相談できる」と回答した児童・生徒の割合は7割に達しておらず、区として重要な課題であると認識しています。</w:t>
+      </w:r>
+    </w:p>
+    <w:p>
+      <w:pPr>
+        <w:spacing w:after="100" w:line="360"/>
+        <w:ind w:firstLine="220"/>
+      </w:pPr>
+      <w:r>
+        <w:rPr>
+          <w:rFonts w:ascii="ＭＳ 明朝" w:cs="ＭＳ 明朝" w:eastAsia="ＭＳ 明朝" w:hAnsi="ＭＳ 明朝"/>
+          <w:sz w:val="22"/>
+          <w:szCs w:val="22"/>
+        </w:rPr>
+        <w:t xml:space="preserve">さらに、「主体的・対話的で深い学び」の観点では、中学校において、生徒が自ら学びを進める授業への転換を一層進める必要があると考えています。児童・生徒の学習への興味・関心や理解度は概ね良好であることから、授業形態の工夫によって、さらなる学習成果の向上が期待できるものと捉えています。</w:t>
+      </w:r>
+    </w:p>
+    <w:p>
+      <w:pPr>
+        <w:spacing w:after="100" w:line="360"/>
+        <w:ind w:firstLine="220"/>
+      </w:pPr>
+      <w:r>
+        <w:rPr>
+          <w:rFonts w:ascii="ＭＳ 明朝" w:cs="ＭＳ 明朝" w:eastAsia="ＭＳ 明朝" w:hAnsi="ＭＳ 明朝"/>
+          <w:sz w:val="22"/>
+          <w:szCs w:val="22"/>
+        </w:rPr>
+        <w:t xml:space="preserve">また、本資料には児童・生徒質問調査の項目を一部抜粋して掲載しております。各学校においては、掲載項目だけでなく全ての質問項目について、学校の実態と区平均を比較しながら分析を進めていただきたいと考えております。なお、全項目における区平均値については、全教職員が確認できるよう共有フォルダに格納しておりますので、活用ください。</w:t>
       </w:r>
     </w:p>
     <w:p>
@@ -510,91 +412,91 @@
           <w:sz w:val="19"/>
           <w:szCs w:val="19"/>
         </w:rPr>
-        <w:t xml:space="preserve">目安：約２分10秒　／　資料：資料２</w:t>
-      </w:r>
-    </w:p>
-    <w:p>
-      <w:pPr>
-        <w:spacing w:after="100" w:line="360"/>
-        <w:ind w:firstLine="220"/>
-      </w:pPr>
-      <w:r>
-        <w:rPr>
-          <w:rFonts w:ascii="ＭＳ 明朝" w:cs="ＭＳ 明朝" w:eastAsia="ＭＳ 明朝" w:hAnsi="ＭＳ 明朝"/>
-          <w:sz w:val="22"/>
-          <w:szCs w:val="22"/>
-        </w:rPr>
-        <w:t xml:space="preserve">最後に、授業改善推進プランについてです。資料２をご覧ください。</w:t>
-      </w:r>
-    </w:p>
-    <w:p>
-      <w:pPr>
-        <w:spacing w:after="100" w:line="360"/>
-        <w:ind w:firstLine="220"/>
-      </w:pPr>
-      <w:r>
-        <w:rPr>
-          <w:rFonts w:ascii="ＭＳ 明朝" w:cs="ＭＳ 明朝" w:eastAsia="ＭＳ 明朝" w:hAnsi="ＭＳ 明朝"/>
-          <w:sz w:val="22"/>
-          <w:szCs w:val="22"/>
-        </w:rPr>
-        <w:t xml:space="preserve">作成に当たっては、全国学力・学習状況調査等の結果を分析し、幼保小連携や小中一貫教育の視点も含めた具体的な改善策と、その検証方法をお示しください。</w:t>
-      </w:r>
-    </w:p>
-    <w:p>
-      <w:pPr>
-        <w:spacing w:after="100" w:line="360"/>
-        <w:ind w:firstLine="220"/>
-      </w:pPr>
-      <w:r>
-        <w:rPr>
-          <w:rFonts w:ascii="ＭＳ 明朝" w:cs="ＭＳ 明朝" w:eastAsia="ＭＳ 明朝" w:hAnsi="ＭＳ 明朝"/>
-          <w:sz w:val="22"/>
-          <w:szCs w:val="22"/>
-        </w:rPr>
-        <w:t xml:space="preserve">提出資料は「課題分析と授業改善策」の１点、提出期限は９月30日（水）です。Ｃ４ｔｈ個人連絡にて、各学校の担当指導主事あてにご提出ください。</w:t>
-      </w:r>
-    </w:p>
-    <w:p>
-      <w:pPr>
-        <w:spacing w:after="100" w:line="360"/>
-        <w:ind w:firstLine="220"/>
-      </w:pPr>
-      <w:r>
-        <w:rPr>
-          <w:rFonts w:ascii="ＭＳ 明朝" w:cs="ＭＳ 明朝" w:eastAsia="ＭＳ 明朝" w:hAnsi="ＭＳ 明朝"/>
-          <w:sz w:val="22"/>
-          <w:szCs w:val="22"/>
-        </w:rPr>
-        <w:t xml:space="preserve">作成に当たっては別紙１を、担当指導主事については別紙２をご参照ください。</w:t>
-      </w:r>
-    </w:p>
-    <w:p>
-      <w:pPr>
-        <w:spacing w:after="100" w:line="360"/>
-        <w:ind w:firstLine="220"/>
-      </w:pPr>
-      <w:r>
-        <w:rPr>
-          <w:rFonts w:ascii="ＭＳ 明朝" w:cs="ＭＳ 明朝" w:eastAsia="ＭＳ 明朝" w:hAnsi="ＭＳ 明朝"/>
-          <w:sz w:val="22"/>
-          <w:szCs w:val="22"/>
-        </w:rPr>
-        <w:t xml:space="preserve">その後、担当指導主事から修正のご依頼をいたします。完成版は、10月末までに各学校のホームページに掲載をお願いいたします。その際、学力向上を図るための全体計画は必ず掲載してください。課題分析と授業改善策の掲載は、学校の実情に応じてご判断ください。</w:t>
-      </w:r>
-    </w:p>
-    <w:p>
-      <w:pPr>
-        <w:spacing w:after="100" w:line="360"/>
-        <w:ind w:firstLine="220"/>
-      </w:pPr>
-      <w:r>
-        <w:rPr>
-          <w:rFonts w:ascii="ＭＳ 明朝" w:cs="ＭＳ 明朝" w:eastAsia="ＭＳ 明朝" w:hAnsi="ＭＳ 明朝"/>
-          <w:sz w:val="22"/>
-          <w:szCs w:val="22"/>
-        </w:rPr>
-        <w:t xml:space="preserve">提出期限まで残りわずかですが、校内での取りまとめをよろしくお願いいたします。以上で、教育指導課からの情報提供を終わります。ありがとうございました。</w:t>
+        <w:t xml:space="preserve">目安：約1分35秒　／　資料：資料２</w:t>
+      </w:r>
+    </w:p>
+    <w:p>
+      <w:pPr>
+        <w:spacing w:after="100" w:line="360"/>
+        <w:ind w:firstLine="220"/>
+      </w:pPr>
+      <w:r>
+        <w:rPr>
+          <w:rFonts w:ascii="ＭＳ 明朝" w:cs="ＭＳ 明朝" w:eastAsia="ＭＳ 明朝" w:hAnsi="ＭＳ 明朝"/>
+          <w:sz w:val="22"/>
+          <w:szCs w:val="22"/>
+        </w:rPr>
+        <w:t xml:space="preserve">次に授業改善推進プランについてです。</w:t>
+      </w:r>
+    </w:p>
+    <w:p>
+      <w:pPr>
+        <w:spacing w:after="100" w:line="360"/>
+        <w:ind w:firstLine="220"/>
+      </w:pPr>
+      <w:r>
+        <w:rPr>
+          <w:rFonts w:ascii="ＭＳ 明朝" w:cs="ＭＳ 明朝" w:eastAsia="ＭＳ 明朝" w:hAnsi="ＭＳ 明朝"/>
+          <w:sz w:val="22"/>
+          <w:szCs w:val="22"/>
+        </w:rPr>
+        <w:t xml:space="preserve">練馬区では、毎年児童生徒の学力向上を図るための方策として、授業改善推進プランの作成を依頼しております。</w:t>
+      </w:r>
+    </w:p>
+    <w:p>
+      <w:pPr>
+        <w:spacing w:after="100" w:line="360"/>
+        <w:ind w:firstLine="220"/>
+      </w:pPr>
+      <w:r>
+        <w:rPr>
+          <w:rFonts w:ascii="ＭＳ 明朝" w:cs="ＭＳ 明朝" w:eastAsia="ＭＳ 明朝" w:hAnsi="ＭＳ 明朝"/>
+          <w:sz w:val="22"/>
+          <w:szCs w:val="22"/>
+        </w:rPr>
+        <w:t xml:space="preserve">先ほど説明いたしました、「全国学力・学習状況調査」等の結果を分析し、授業改善推進プラン作成にご活用ください。</w:t>
+      </w:r>
+    </w:p>
+    <w:p>
+      <w:pPr>
+        <w:spacing w:after="100" w:line="360"/>
+        <w:ind w:firstLine="220"/>
+      </w:pPr>
+      <w:r>
+        <w:rPr>
+          <w:rFonts w:ascii="ＭＳ 明朝" w:cs="ＭＳ 明朝" w:eastAsia="ＭＳ 明朝" w:hAnsi="ＭＳ 明朝"/>
+          <w:sz w:val="22"/>
+          <w:szCs w:val="22"/>
+        </w:rPr>
+        <w:t xml:space="preserve">提出物は、（１）に記載されている課題分析と授業改善策の１点です。</w:t>
+      </w:r>
+    </w:p>
+    <w:p>
+      <w:pPr>
+        <w:spacing w:after="100" w:line="360"/>
+        <w:ind w:firstLine="220"/>
+      </w:pPr>
+      <w:r>
+        <w:rPr>
+          <w:rFonts w:ascii="ＭＳ 明朝" w:cs="ＭＳ 明朝" w:eastAsia="ＭＳ 明朝" w:hAnsi="ＭＳ 明朝"/>
+          <w:sz w:val="22"/>
+          <w:szCs w:val="22"/>
+        </w:rPr>
+        <w:t xml:space="preserve">９月30日（水）が提出期限となっておりますので、Ｃ４ｔｈ個人連絡にて各学校の担当指導主事までご提出をお願いします。</w:t>
+      </w:r>
+    </w:p>
+    <w:p>
+      <w:pPr>
+        <w:spacing w:after="100" w:line="360"/>
+        <w:ind w:firstLine="220"/>
+      </w:pPr>
+      <w:r>
+        <w:rPr>
+          <w:rFonts w:ascii="ＭＳ 明朝" w:cs="ＭＳ 明朝" w:eastAsia="ＭＳ 明朝" w:hAnsi="ＭＳ 明朝"/>
+          <w:sz w:val="22"/>
+          <w:szCs w:val="22"/>
+        </w:rPr>
+        <w:t xml:space="preserve">担当指導主事がその後、内容を確認し修正依頼を行います。修正を反映した完成版を10月末までに各学校のホームページに掲載するようお願いいたします。学力向上を図るための全体計画については、必ずお願いいたします。課題分析と授業改善策については、学校の実情に応じてご判断ください。</w:t>
       </w:r>
     </w:p>
     <w:p>
